--- a/web/doc/JWT.docx
+++ b/web/doc/JWT.docx
@@ -29,16 +29,6 @@
       </w:r>
     </w:p>
     <w:p>
-      <w:proofErr w:type="gramStart"/>
-      <w:r>
-        <w:t>11:</w:t>
-      </w:r>
-      <w:proofErr w:type="gramEnd"/>
-      <w:r>
-        <w:t>56</w:t>
-      </w:r>
-    </w:p>
-    <w:p>
       <w:r>
         <w:t>Voici la procédure complète en deux parties.</w:t>
       </w:r>
@@ -93,61 +83,45 @@
       <w:proofErr w:type="gramEnd"/>
     </w:p>
     <w:p>
-      <w:proofErr w:type="spellStart"/>
-      <w:proofErr w:type="gramStart"/>
-      <w:r>
-        <w:t>pip</w:t>
-      </w:r>
-      <w:proofErr w:type="spellEnd"/>
-      <w:proofErr w:type="gramEnd"/>
-      <w:r>
-        <w:t xml:space="preserve"> </w:t>
-      </w:r>
-      <w:proofErr w:type="spellStart"/>
-      <w:r>
-        <w:t>install</w:t>
-      </w:r>
-      <w:proofErr w:type="spellEnd"/>
-      <w:r>
-        <w:t xml:space="preserve"> python-</w:t>
-      </w:r>
-      <w:proofErr w:type="spellStart"/>
-      <w:r>
+      <w:pPr>
+        <w:rPr>
+          <w:lang w:val="en-US"/>
+        </w:rPr>
+      </w:pPr>
+      <w:r>
+        <w:rPr>
+          <w:lang w:val="en-US"/>
+        </w:rPr>
+        <w:t>pip install python-</w:t>
+      </w:r>
+      <w:proofErr w:type="spellStart"/>
+      <w:r>
+        <w:rPr>
+          <w:lang w:val="en-US"/>
+        </w:rPr>
         <w:t>jose</w:t>
       </w:r>
       <w:proofErr w:type="spellEnd"/>
       <w:r>
-        <w:t>[</w:t>
-      </w:r>
-      <w:proofErr w:type="spellStart"/>
-      <w:r>
-        <w:t>cryptography</w:t>
-      </w:r>
-      <w:proofErr w:type="spellEnd"/>
-      <w:r>
-        <w:t xml:space="preserve">] </w:t>
-      </w:r>
-      <w:proofErr w:type="spellStart"/>
-      <w:r>
-        <w:t>passlib</w:t>
-      </w:r>
-      <w:proofErr w:type="spellEnd"/>
-      <w:r>
-        <w:t>[</w:t>
-      </w:r>
-      <w:proofErr w:type="spellStart"/>
-      <w:r>
+        <w:rPr>
+          <w:lang w:val="en-US"/>
+        </w:rPr>
+        <w:t xml:space="preserve">[cryptography] </w:t>
+      </w:r>
+      <w:proofErr w:type="spellStart"/>
+      <w:r>
+        <w:rPr>
+          <w:lang w:val="en-US"/>
+        </w:rPr>
         <w:t>bcrypt</w:t>
       </w:r>
       <w:proofErr w:type="spellEnd"/>
       <w:r>
-        <w:t>] python-</w:t>
-      </w:r>
-      <w:proofErr w:type="spellStart"/>
-      <w:r>
-        <w:t>multipart</w:t>
-      </w:r>
-      <w:proofErr w:type="spellEnd"/>
+        <w:rPr>
+          <w:lang w:val="en-US"/>
+        </w:rPr>
+        <w:t xml:space="preserve"> python-multipart</w:t>
+      </w:r>
     </w:p>
     <w:p>
       <w:r>
@@ -280,6 +254,13 @@
           <w:lang w:val="en-US"/>
         </w:rPr>
       </w:pPr>
+    </w:p>
+    <w:p>
+      <w:pPr>
+        <w:rPr>
+          <w:lang w:val="en-US"/>
+        </w:rPr>
+      </w:pPr>
       <w:r>
         <w:rPr>
           <w:b/>
@@ -417,29 +398,15 @@
       </w:pPr>
     </w:p>
     <w:p>
-      <w:pPr>
-        <w:rPr>
-          <w:lang w:val="en-US"/>
-        </w:rPr>
-      </w:pPr>
-      <w:r>
-        <w:rPr>
-          <w:lang w:val="en-US"/>
-        </w:rPr>
+      <w:r>
         <w:t>SECRET_KEY = "</w:t>
       </w:r>
       <w:proofErr w:type="spellStart"/>
       <w:r>
-        <w:rPr>
-          <w:lang w:val="en-US"/>
-        </w:rPr>
         <w:t>ta_clé_générée</w:t>
       </w:r>
       <w:proofErr w:type="spellEnd"/>
       <w:r>
-        <w:rPr>
-          <w:lang w:val="en-US"/>
-        </w:rPr>
         <w:t>"</w:t>
       </w:r>
     </w:p>
@@ -901,6 +868,13 @@
         </w:rPr>
         <w:t>(token, SECRET_KEY, algorithms=[ALGORITHM])</w:t>
       </w:r>
+    </w:p>
+    <w:p>
+      <w:pPr>
+        <w:rPr>
+          <w:lang w:val="en-US"/>
+        </w:rPr>
+      </w:pPr>
     </w:p>
     <w:p>
       <w:pPr>
@@ -1025,6 +999,7 @@
         <w:rPr>
           <w:lang w:val="en-US"/>
         </w:rPr>
+        <w:lastRenderedPageBreak/>
         <w:t xml:space="preserve">    username: str</w:t>
       </w:r>
     </w:p>
@@ -1038,7 +1013,6 @@
         <w:rPr>
           <w:lang w:val="en-US"/>
         </w:rPr>
-        <w:lastRenderedPageBreak/>
         <w:t xml:space="preserve">    password: str</w:t>
       </w:r>
     </w:p>
@@ -1145,6 +1119,13 @@
         </w:rPr>
         <w:t>: str = "bearer"</w:t>
       </w:r>
+    </w:p>
+    <w:p>
+      <w:pPr>
+        <w:rPr>
+          <w:lang w:val="en-US"/>
+        </w:rPr>
+      </w:pPr>
     </w:p>
     <w:p>
       <w:pPr>
@@ -2290,17 +2271,13 @@
       </w:r>
     </w:p>
     <w:p>
-      <w:pPr>
-        <w:rPr>
-          <w:lang w:val="en-US"/>
-        </w:rPr>
-      </w:pPr>
-      <w:r>
-        <w:rPr>
-          <w:lang w:val="en-US"/>
-        </w:rPr>
+      <w:proofErr w:type="spellStart"/>
+      <w:proofErr w:type="gramStart"/>
+      <w:r>
         <w:t>bash</w:t>
       </w:r>
+      <w:proofErr w:type="spellEnd"/>
+      <w:proofErr w:type="gramEnd"/>
     </w:p>
     <w:p>
       <w:pPr>
@@ -2384,6 +2361,7 @@
           <w:rFonts w:ascii="MS Gothic" w:eastAsia="MS Gothic" w:hAnsi="MS Gothic" w:cs="MS Gothic" w:hint="eastAsia"/>
           <w:lang w:val="en-US"/>
         </w:rPr>
+        <w:lastRenderedPageBreak/>
         <w:t>├</w:t>
       </w:r>
       <w:r>
@@ -2459,7 +2437,6 @@
         <w:rPr>
           <w:lang w:val="en-US"/>
         </w:rPr>
-        <w:lastRenderedPageBreak/>
         <w:t xml:space="preserve">│   </w:t>
       </w:r>
       <w:r>
@@ -3383,89 +3360,74 @@
       </w:r>
     </w:p>
     <w:p>
-      <w:pPr>
-        <w:rPr>
-          <w:lang w:val="en-US"/>
-        </w:rPr>
-      </w:pPr>
       <w:r>
         <w:t xml:space="preserve">    </w:t>
       </w:r>
-      <w:r>
-        <w:rPr>
-          <w:lang w:val="en-US"/>
-        </w:rPr>
-        <w:t xml:space="preserve">const payload = </w:t>
-      </w:r>
-      <w:proofErr w:type="spellStart"/>
-      <w:r>
-        <w:rPr>
-          <w:lang w:val="en-US"/>
-        </w:rPr>
+      <w:proofErr w:type="spellStart"/>
+      <w:proofErr w:type="gramStart"/>
+      <w:r>
+        <w:t>const</w:t>
+      </w:r>
+      <w:proofErr w:type="spellEnd"/>
+      <w:proofErr w:type="gramEnd"/>
+      <w:r>
+        <w:t xml:space="preserve"> </w:t>
+      </w:r>
+      <w:proofErr w:type="spellStart"/>
+      <w:r>
+        <w:t>payload</w:t>
+      </w:r>
+      <w:proofErr w:type="spellEnd"/>
+      <w:r>
+        <w:t xml:space="preserve"> = </w:t>
+      </w:r>
+      <w:proofErr w:type="spellStart"/>
+      <w:r>
         <w:t>JSON.parse</w:t>
       </w:r>
       <w:proofErr w:type="spellEnd"/>
       <w:r>
-        <w:rPr>
-          <w:lang w:val="en-US"/>
-        </w:rPr>
         <w:t>(</w:t>
       </w:r>
       <w:proofErr w:type="spellStart"/>
       <w:r>
-        <w:rPr>
-          <w:lang w:val="en-US"/>
-        </w:rPr>
         <w:t>atob</w:t>
       </w:r>
       <w:proofErr w:type="spellEnd"/>
       <w:r>
-        <w:rPr>
-          <w:lang w:val="en-US"/>
-        </w:rPr>
         <w:t>(</w:t>
       </w:r>
       <w:proofErr w:type="spellStart"/>
       <w:proofErr w:type="gramStart"/>
       <w:r>
-        <w:rPr>
-          <w:lang w:val="en-US"/>
-        </w:rPr>
         <w:t>token.split</w:t>
       </w:r>
       <w:proofErr w:type="spellEnd"/>
       <w:proofErr w:type="gramEnd"/>
       <w:r>
-        <w:rPr>
-          <w:lang w:val="en-US"/>
-        </w:rPr>
         <w:t>(</w:t>
       </w:r>
       <w:proofErr w:type="gramStart"/>
       <w:r>
-        <w:rPr>
-          <w:lang w:val="en-US"/>
-        </w:rPr>
         <w:t>'.')[</w:t>
       </w:r>
       <w:proofErr w:type="gramEnd"/>
       <w:r>
-        <w:rPr>
-          <w:lang w:val="en-US"/>
-        </w:rPr>
-        <w:t>1]));</w:t>
-      </w:r>
-    </w:p>
-    <w:p>
-      <w:pPr>
-        <w:rPr>
-          <w:lang w:val="en-US"/>
-        </w:rPr>
-      </w:pPr>
-      <w:r>
-        <w:rPr>
-          <w:lang w:val="en-US"/>
-        </w:rPr>
+        <w:t>1])</w:t>
+      </w:r>
+      <w:proofErr w:type="gramStart"/>
+      <w:r>
+        <w:t>);</w:t>
+      </w:r>
+      <w:proofErr w:type="gramEnd"/>
+    </w:p>
+    <w:p>
+      <w:pPr>
+        <w:rPr>
+          <w:lang w:val="en-US"/>
+        </w:rPr>
+      </w:pPr>
+      <w:r>
         <w:t xml:space="preserve">    </w:t>
       </w:r>
       <w:r>
@@ -3751,6 +3713,7 @@
         <w:rPr>
           <w:lang w:val="en-US"/>
         </w:rPr>
+        <w:lastRenderedPageBreak/>
         <w:t xml:space="preserve">  if (token) {</w:t>
       </w:r>
     </w:p>
@@ -3791,7 +3754,6 @@
         <w:rPr>
           <w:lang w:val="en-US"/>
         </w:rPr>
-        <w:lastRenderedPageBreak/>
         <w:t xml:space="preserve">      </w:t>
       </w:r>
       <w:proofErr w:type="spellStart"/>
@@ -4771,6 +4733,7 @@
     <w:p/>
     <w:p>
       <w:r>
+        <w:lastRenderedPageBreak/>
         <w:t xml:space="preserve">C'est quoi le </w:t>
       </w:r>
       <w:proofErr w:type="spellStart"/>
@@ -4794,7 +4757,6 @@
     </w:p>
     <w:p>
       <w:r>
-        <w:lastRenderedPageBreak/>
         <w:t>Le </w:t>
       </w:r>
       <w:proofErr w:type="spellStart"/>
@@ -5781,6 +5743,7 @@
         <w:rPr>
           <w:lang w:val="en-US"/>
         </w:rPr>
+        <w:lastRenderedPageBreak/>
         <w:t xml:space="preserve">          </w:t>
       </w:r>
       <w:proofErr w:type="spellStart"/>
@@ -5872,7 +5835,6 @@
         <w:rPr>
           <w:lang w:val="en-US"/>
         </w:rPr>
-        <w:lastRenderedPageBreak/>
         <w:t xml:space="preserve">          </w:t>
       </w:r>
       <w:r>
@@ -6732,6 +6694,7 @@
         <w:rPr>
           <w:lang w:val="en-US"/>
         </w:rPr>
+        <w:lastRenderedPageBreak/>
         <w:t xml:space="preserve">def </w:t>
       </w:r>
       <w:proofErr w:type="spellStart"/>
@@ -6800,7 +6763,6 @@
         <w:rPr>
           <w:lang w:val="en-US"/>
         </w:rPr>
-        <w:lastRenderedPageBreak/>
         <w:t xml:space="preserve">    if </w:t>
       </w:r>
       <w:proofErr w:type="spellStart"/>
@@ -7859,6 +7821,7 @@
         <w:rPr>
           <w:lang w:val="en-US"/>
         </w:rPr>
+        <w:lastRenderedPageBreak/>
         <w:t xml:space="preserve">    }</w:t>
       </w:r>
     </w:p>
@@ -7885,7 +7848,6 @@
         <w:rPr>
           <w:lang w:val="en-US"/>
         </w:rPr>
-        <w:lastRenderedPageBreak/>
         <w:t xml:space="preserve">REFRESH_TOKEN_BLACKLIST = set()  # </w:t>
       </w:r>
       <w:proofErr w:type="spellStart"/>
@@ -9217,7 +9179,6 @@
         <w:rPr>
           <w:lang w:val="en-US"/>
         </w:rPr>
-        <w:lastRenderedPageBreak/>
         <w:t xml:space="preserve">        key="</w:t>
       </w:r>
       <w:proofErr w:type="spellStart"/>
@@ -10171,6 +10132,7 @@
         <w:rPr>
           <w:lang w:val="en-US"/>
         </w:rPr>
+        <w:lastRenderedPageBreak/>
         <w:t xml:space="preserve">  </w:t>
       </w:r>
       <w:r>
@@ -11310,6 +11272,7 @@
         <w:rPr>
           <w:lang w:val="en-US"/>
         </w:rPr>
+        <w:lastRenderedPageBreak/>
         <w:t xml:space="preserve">    } catch {</w:t>
       </w:r>
     </w:p>
@@ -11336,7 +11299,6 @@
         <w:rPr>
           <w:lang w:val="en-US"/>
         </w:rPr>
-        <w:lastRenderedPageBreak/>
         <w:t xml:space="preserve">    }</w:t>
       </w:r>
     </w:p>
@@ -12532,6 +12494,7 @@
           <w:bCs/>
           <w:lang w:val="en-US"/>
         </w:rPr>
+        <w:lastRenderedPageBreak/>
         <w:t>auth.guard.ts</w:t>
       </w:r>
       <w:proofErr w:type="spellEnd"/>
@@ -12559,7 +12522,6 @@
         <w:rPr>
           <w:lang w:val="en-US"/>
         </w:rPr>
-        <w:lastRenderedPageBreak/>
         <w:t>import { inject } from '@angular/core';</w:t>
       </w:r>
     </w:p>
@@ -13534,6 +13496,7 @@
           <w:bCs/>
           <w:lang w:val="en-US"/>
         </w:rPr>
+        <w:lastRenderedPageBreak/>
         <w:t>app.config.ts</w:t>
       </w:r>
       <w:proofErr w:type="spellEnd"/>
@@ -13561,7 +13524,6 @@
         <w:rPr>
           <w:lang w:val="en-US"/>
         </w:rPr>
-        <w:lastRenderedPageBreak/>
         <w:t xml:space="preserve">import { </w:t>
       </w:r>
       <w:proofErr w:type="spellStart"/>
@@ -14592,7 +14554,6 @@
     </w:p>
     <w:p>
       <w:r>
-        <w:lastRenderedPageBreak/>
         <w:t>12:01</w:t>
       </w:r>
     </w:p>
@@ -15157,6 +15118,7 @@
         <w:rPr>
           <w:lang w:val="en-US"/>
         </w:rPr>
+        <w:lastRenderedPageBreak/>
         <w:t>def public_data(user=Depends(get_any_user)):</w:t>
       </w:r>
     </w:p>
@@ -15752,6 +15714,7 @@
         <w:rPr>
           <w:lang w:val="en-US"/>
         </w:rPr>
+        <w:lastRenderedPageBreak/>
         <w:t xml:space="preserve">      useFactory: initAuth,</w:t>
       </w:r>
     </w:p>
@@ -15778,7 +15741,6 @@
         <w:rPr>
           <w:lang w:val="en-US"/>
         </w:rPr>
-        <w:lastRenderedPageBreak/>
         <w:t xml:space="preserve">      multi: true</w:t>
       </w:r>
     </w:p>
@@ -16347,6 +16309,7 @@
                 <w:b/>
                 <w:bCs/>
               </w:rPr>
+              <w:lastRenderedPageBreak/>
               <w:t>Route</w:t>
             </w:r>
           </w:p>
@@ -16479,7 +16442,6 @@
           </w:tcPr>
           <w:p>
             <w:r>
-              <w:lastRenderedPageBreak/>
               <w:t>/</w:t>
             </w:r>
             <w:proofErr w:type="spellStart"/>
